--- a/content/Bios/Frank_Zele.docx
+++ b/content/Bios/Frank_Zele.docx
@@ -1,106 +1,8 @@
 
 <file path=word/document.xml><?xml version="1.0" encoding="utf-8"?>
-<w:document xmlns:w14="http://schemas.microsoft.com/office/word/2010/wordml" xmlns:wp14="http://schemas.microsoft.com/office/word/2010/wordprocessingDrawing" xmlns:w="http://schemas.openxmlformats.org/wordprocessingml/2006/main" xmlns:m="http://schemas.openxmlformats.org/officeDocument/2006/math" xmlns:r="http://schemas.openxmlformats.org/officeDocument/2006/relationships" xmlns:o="urn:schemas-microsoft-com:office:office" xmlns:v="urn:schemas-microsoft-com:vml" xmlns:w10="urn:schemas-microsoft-com:office:word" xmlns:a="http://schemas.openxmlformats.org/drawingml/2006/main" xmlns:pic="http://schemas.openxmlformats.org/drawingml/2006/picture" xmlns:wp="http://schemas.openxmlformats.org/drawingml/2006/wordprocessingDrawing" xmlns:mc="http://schemas.openxmlformats.org/markup-compatibility/2006" mc:Ignorable="w14 wp14">
+<w:document xmlns:ns1="http://schemas.openxmlformats.org/markup-compatibility/2006" xmlns:ns2="http://schemas.microsoft.com/office/word/2010/wordml" xmlns:w="http://schemas.openxmlformats.org/wordprocessingml/2006/main" ns1:Ignorable="w14 wp14">
   <w:body>
-    <w:p xmlns:wp14="http://schemas.microsoft.com/office/word/2010/wordml" wp14:textId="77777777">
-      <w:pPr>
-        <w:pStyle w:val="FirstParagraph"/>
-      </w:pPr>
-      <w:r>
-        <w:rPr/>
-        <w:t>1990 Hall of Fame Inductee Frank Zele Jr.</w:t>
-      </w:r>
-      <w:r>
-        <w:rPr/>
-        <w:t xml:space="preserve"> </w:t>
-      </w:r>
-      <w:r>
-        <w:rPr/>
-        <w:t>– Denver</w:t>
-      </w:r>
-      <w:r>
-        <w:rPr/>
-        <w:t xml:space="preserve"> </w:t>
-      </w:r>
-      <w:r>
-        <w:rPr/>
-        <w:t xml:space="preserve">Frank William Zele Jr. was born in Hasting, CO and graduated from Trinidad High </w:t>
-      </w:r>
-      <w:r>
-        <w:rPr/>
-        <w:t>School with the class</w:t>
-      </w:r>
-      <w:r>
-        <w:rPr/>
-        <w:t xml:space="preserve"> </w:t>
-      </w:r>
-      <w:r>
-        <w:rPr/>
-        <w:t>of</w:t>
-      </w:r>
-      <w:r>
-        <w:rPr/>
-        <w:t xml:space="preserve"> 1937. He also graduated from Trinidad State Junior College and </w:t>
-      </w:r>
-      <w:r>
-        <w:rPr/>
-        <w:t>then</w:t>
-      </w:r>
-      <w:r>
-        <w:rPr/>
-        <w:t xml:space="preserve"> the University of Denver with a</w:t>
-      </w:r>
-      <w:r>
-        <w:rPr/>
-        <w:t xml:space="preserve"> </w:t>
-      </w:r>
-      <w:r>
-        <w:rPr/>
-        <w:t>B.A. in Accounting. Frank was in the Navy from 1937-1945. He worked at the Air Force Finance Center</w:t>
-      </w:r>
-      <w:r>
-        <w:rPr/>
-        <w:t xml:space="preserve"> </w:t>
-      </w:r>
-      <w:r>
-        <w:rPr/>
-        <w:t>in Denver and Colorado State Dept. of Labor in Lakewood until his retirement. He was an umpire for</w:t>
-      </w:r>
-      <w:r>
-        <w:rPr/>
-        <w:t xml:space="preserve"> </w:t>
-      </w:r>
-      <w:r>
-        <w:rPr/>
-        <w:t xml:space="preserve">38 years and a rancher </w:t>
-      </w:r>
-      <w:r>
-        <w:rPr/>
-        <w:t>all of</w:t>
-      </w:r>
-      <w:r>
-        <w:rPr/>
-        <w:t xml:space="preserve"> his life.</w:t>
-      </w:r>
-    </w:p>
-    <w:p>
-      <w:pPr>
-        <w:pStyle w:val="BodyText"/>
-      </w:pPr>
-    </w:p>
-    <w:p>
-      <w:pPr>
-        <w:pStyle w:val="Title"/>
-      </w:pPr>
-      <w:r>
-        <w:rPr>
-          <w:noProof w:val="0"/>
-          <w:lang w:val="en-US"/>
-        </w:rPr>
-        <w:t>Revised Biography: Frank Zele Jr.</w:t>
-      </w:r>
-    </w:p>
-    <w:p>
+    <w:p ns2:paraId="3DC12030" ns2:textId="2DC0ABEE">
       <w:pPr>
         <w:pStyle w:val="Subtitle"/>
         <w:rPr/>
@@ -113,7 +15,7 @@
         <w:t>1990 Hall of Fame Inductee – Denver</w:t>
       </w:r>
     </w:p>
-    <w:p>
+    <w:p ns2:paraId="214A2C25" ns2:textId="0ECD471E">
       <w:pPr>
         <w:spacing w:before="0" w:beforeAutospacing="off" w:after="0" w:afterAutospacing="off" w:line="300" w:lineRule="auto"/>
         <w:rPr>
@@ -227,7 +129,7 @@
         <w:t>, where he completed a B.A. in Accounting.</w:t>
       </w:r>
     </w:p>
-    <w:p>
+    <w:p ns2:paraId="6B19D26F" ns2:textId="6E3F3A1B">
       <w:pPr>
         <w:spacing w:before="0" w:beforeAutospacing="off" w:after="0" w:afterAutospacing="off" w:line="300" w:lineRule="auto"/>
         <w:rPr>
@@ -313,7 +215,7 @@
         <w:t xml:space="preserve"> in Lakewood until his retirement.</w:t>
       </w:r>
     </w:p>
-    <w:p>
+    <w:p ns2:paraId="3EEEFC34" ns2:textId="6F2A9B45">
       <w:pPr>
         <w:spacing w:before="0" w:beforeAutospacing="off" w:after="0" w:afterAutospacing="off" w:line="300" w:lineRule="auto"/>
         <w:rPr>
@@ -371,7 +273,7 @@
         <w:t xml:space="preserve"> an active rancher throughout his life. His long-standing commitment to his community and to the game left a lasting impact on those who worked alongside him.</w:t>
       </w:r>
     </w:p>
-    <w:p>
+    <w:p ns2:paraId="36764114" ns2:textId="58598A6D">
       <w:pPr>
         <w:pStyle w:val="BodyText"/>
       </w:pPr>
